--- a/Manual_nasazeni_STG_BQ_E9_upraveno.docx
+++ b/Manual_nasazeni_STG_BQ_E9_upraveno.docx
@@ -620,7 +620,15 @@
       </w:r>
       <w:proofErr w:type="spellEnd"/>
       <w:r>
-        <w:t xml:space="preserve"> rozpracované STG joby.</w:t>
+        <w:t xml:space="preserve"> </w:t>
+      </w:r>
+      <w:proofErr w:type="spellStart"/>
+      <w:r>
+        <w:t>rozpracované</w:t>
+      </w:r>
+      <w:proofErr w:type="spellEnd"/>
+      <w:r>
+        <w:t xml:space="preserve"> STG joby.</w:t>
       </w:r>
     </w:p>
     <w:tbl>
@@ -702,9 +710,6 @@
     <w:p>
       <w:pPr>
         <w:pStyle w:val="CodeBlock"/>
-        <w:rPr>
-          <w:rFonts w:hint="eastAsia"/>
-        </w:rPr>
       </w:pPr>
       <w:r>
         <w:t>cd C:\Users\x0577063\scripts\PowerShell</w:t>
@@ -713,9 +718,6 @@
     <w:p>
       <w:pPr>
         <w:pStyle w:val="CodeBlock"/>
-        <w:rPr>
-          <w:rFonts w:hint="eastAsia"/>
-        </w:rPr>
       </w:pPr>
       <w:r>
         <w:t>.\status.ps1</w:t>
@@ -754,9 +756,6 @@
     <w:p>
       <w:pPr>
         <w:pStyle w:val="CodeBlock"/>
-        <w:rPr>
-          <w:rFonts w:hint="eastAsia"/>
-        </w:rPr>
       </w:pPr>
       <w:r>
         <w:t>cd C:\Users\x0577063\scripts\bin</w:t>
@@ -765,9 +764,6 @@
     <w:p>
       <w:pPr>
         <w:pStyle w:val="CodeBlock"/>
-        <w:rPr>
-          <w:rFonts w:hint="eastAsia"/>
-        </w:rPr>
       </w:pPr>
       <w:r>
         <w:t>just web-403</w:t>
@@ -852,9 +848,6 @@
     <w:p>
       <w:pPr>
         <w:pStyle w:val="CodeBlock"/>
-        <w:rPr>
-          <w:rFonts w:hint="eastAsia"/>
-        </w:rPr>
       </w:pPr>
       <w:r>
         <w:t>C:\Users\x0577063\BIDEV-MAIN_o2czep-bq-deploy\pkg</w:t>
@@ -863,9 +856,6 @@
     <w:p>
       <w:pPr>
         <w:pStyle w:val="CodeBlock"/>
-        <w:rPr>
-          <w:rFonts w:hint="eastAsia"/>
-        </w:rPr>
       </w:pPr>
       <w:r>
         <w:t>git pull</w:t>
@@ -874,9 +864,6 @@
     <w:p>
       <w:pPr>
         <w:pStyle w:val="CodeBlock"/>
-        <w:rPr>
-          <w:rFonts w:hint="eastAsia"/>
-        </w:rPr>
       </w:pPr>
       <w:r>
         <w:t>git status</w:t>
@@ -885,9 +872,6 @@
     <w:p>
       <w:pPr>
         <w:pStyle w:val="CodeBlock"/>
-        <w:rPr>
-          <w:rFonts w:hint="eastAsia"/>
-        </w:rPr>
       </w:pPr>
       <w:r>
         <w:t>git push</w:t>
@@ -909,9 +893,6 @@
     <w:p>
       <w:pPr>
         <w:pStyle w:val="CodeBlock"/>
-        <w:rPr>
-          <w:rFonts w:hint="eastAsia"/>
-        </w:rPr>
       </w:pPr>
       <w:r>
         <w:t>cd /d i:\dp\BIDEV-MAIN_o2czep-stg</w:t>
@@ -920,9 +901,6 @@
     <w:p>
       <w:pPr>
         <w:pStyle w:val="CodeBlock"/>
-        <w:rPr>
-          <w:rFonts w:hint="eastAsia"/>
-        </w:rPr>
       </w:pPr>
       <w:r>
         <w:t>git pull</w:t>
@@ -931,9 +909,6 @@
     <w:p>
       <w:pPr>
         <w:pStyle w:val="CodeBlock"/>
-        <w:rPr>
-          <w:rFonts w:hint="eastAsia"/>
-        </w:rPr>
       </w:pPr>
       <w:r>
         <w:t>git log -n3</w:t>
@@ -1028,7 +1003,31 @@
         <w:t xml:space="preserve">☐ </w:t>
       </w:r>
       <w:r>
-        <w:t xml:space="preserve">U nového repozitáře počítat s tím, že založení objektů může </w:t>
+        <w:t xml:space="preserve">U nového repozitáře počítat s tím, že </w:t>
+      </w:r>
+      <w:proofErr w:type="spellStart"/>
+      <w:r>
+        <w:t>založení</w:t>
+      </w:r>
+      <w:proofErr w:type="spellEnd"/>
+      <w:r>
+        <w:t xml:space="preserve"> </w:t>
+      </w:r>
+      <w:proofErr w:type="spellStart"/>
+      <w:r>
+        <w:t>objektů</w:t>
+      </w:r>
+      <w:proofErr w:type="spellEnd"/>
+      <w:r>
+        <w:t xml:space="preserve"> </w:t>
+      </w:r>
+      <w:proofErr w:type="spellStart"/>
+      <w:r>
+        <w:t>může</w:t>
+      </w:r>
+      <w:proofErr w:type="spellEnd"/>
+      <w:r>
+        <w:t xml:space="preserve"> </w:t>
       </w:r>
       <w:proofErr w:type="spellStart"/>
       <w:r>
@@ -1087,9 +1086,6 @@
     <w:p>
       <w:pPr>
         <w:pStyle w:val="CodeBlock"/>
-        <w:rPr>
-          <w:rFonts w:hint="eastAsia"/>
-        </w:rPr>
       </w:pPr>
       <w:r>
         <w:t>cd C:\Users\x0577063\scripts\Proxy_VPN</w:t>
@@ -1098,9 +1094,6 @@
     <w:p>
       <w:pPr>
         <w:pStyle w:val="CodeBlock"/>
-        <w:rPr>
-          <w:rFonts w:hint="eastAsia"/>
-        </w:rPr>
       </w:pPr>
       <w:r>
         <w:t>.\proxy-on.ps1</w:t>
@@ -1109,9 +1102,6 @@
     <w:p>
       <w:pPr>
         <w:pStyle w:val="CodeBlock"/>
-        <w:rPr>
-          <w:rFonts w:hint="eastAsia"/>
-        </w:rPr>
       </w:pPr>
       <w:r>
         <w:t>Get-ChildItem Env:\*proxy*</w:t>
@@ -1169,87 +1159,93 @@
     <w:p>
       <w:pPr>
         <w:pStyle w:val="CodeBlock"/>
-        <w:rPr>
-          <w:rFonts w:hint="eastAsia"/>
-        </w:rPr>
-      </w:pPr>
-      <w:r>
-        <w:t>gcloud auth list</w:t>
+      </w:pPr>
+      <w:proofErr w:type="spellStart"/>
+      <w:r>
+        <w:t>gcloud</w:t>
+      </w:r>
+      <w:proofErr w:type="spellEnd"/>
+      <w:r>
+        <w:t xml:space="preserve"> auth list</w:t>
       </w:r>
     </w:p>
     <w:p>
       <w:pPr>
         <w:pStyle w:val="CodeBlock"/>
-        <w:rPr>
-          <w:rFonts w:hint="eastAsia"/>
-        </w:rPr>
-      </w:pPr>
-      <w:r>
-        <w:t>gcloud config get-value project</w:t>
+      </w:pPr>
+      <w:proofErr w:type="spellStart"/>
+      <w:r>
+        <w:t>gcloud</w:t>
+      </w:r>
+      <w:proofErr w:type="spellEnd"/>
+      <w:r>
+        <w:t xml:space="preserve"> config get-value project</w:t>
+      </w:r>
+    </w:p>
+    <w:p/>
+    <w:p>
+      <w:proofErr w:type="spellStart"/>
+      <w:r>
+        <w:t>Primárně</w:t>
+      </w:r>
+      <w:proofErr w:type="spellEnd"/>
+      <w:r>
+        <w:t xml:space="preserve"> se pro DEV </w:t>
+      </w:r>
+      <w:proofErr w:type="spellStart"/>
+      <w:r>
+        <w:t>používá</w:t>
+      </w:r>
+      <w:proofErr w:type="spellEnd"/>
+      <w:r>
+        <w:t xml:space="preserve"> projekt:</w:t>
       </w:r>
     </w:p>
     <w:p>
-      <w:r>
-        <w:t>Primárně se pro DEV používá projekt:</w:t>
+      <w:pPr>
+        <w:pStyle w:val="CodeBlock"/>
+      </w:pPr>
+      <w:r>
+        <w:t>o2cz-dp-wm-200</w:t>
       </w:r>
     </w:p>
     <w:p>
-      <w:pPr>
-        <w:pStyle w:val="CodeBlock"/>
-        <w:rPr>
-          <w:rFonts w:hint="eastAsia"/>
-        </w:rPr>
-      </w:pPr>
-      <w:r>
-        <w:t>o2cz-dp-wm-200</w:t>
+      <w:r>
+        <w:t>Pokud je potřeba projekt změnit:</w:t>
       </w:r>
     </w:p>
     <w:p>
-      <w:r>
-        <w:t>Pokud je potřeba projekt změnit:</w:t>
+      <w:pPr>
+        <w:pStyle w:val="CodeBlock"/>
+      </w:pPr>
+      <w:r>
+        <w:t>gcloud config set project o2cz-dp-wm-200</w:t>
       </w:r>
     </w:p>
     <w:p>
       <w:pPr>
-        <w:pStyle w:val="CodeBlock"/>
-        <w:rPr>
-          <w:rFonts w:hint="eastAsia"/>
-        </w:rPr>
-      </w:pPr>
-      <w:r>
-        <w:t>gcloud config set project o2cz-dp-wm-200</w:t>
+        <w:pStyle w:val="Nadpis2"/>
+      </w:pPr>
+      <w:r>
+        <w:t>6.3 Spuštění BAT souboru a logování</w:t>
       </w:r>
     </w:p>
     <w:p>
-      <w:pPr>
-        <w:pStyle w:val="Nadpis2"/>
-      </w:pPr>
-      <w:r>
-        <w:t>6.3 Spuštění BAT souboru a logování</w:t>
+      <w:r>
+        <w:t>Přejdu do adresáře aktuálního release a spustím BAT soubor. Výstup ukládám do logu.</w:t>
       </w:r>
     </w:p>
     <w:p>
-      <w:r>
-        <w:t>Přejdu do adresáře aktuálního release a spustím BAT soubor. Výstup ukládám do logu.</w:t>
+      <w:pPr>
+        <w:pStyle w:val="CodeBlock"/>
+      </w:pPr>
+      <w:r>
+        <w:t>cd C:\Users\x0577063\BIDEV-MAIN_o2czep-bq-deploy\pkg</w:t>
       </w:r>
     </w:p>
     <w:p>
       <w:pPr>
         <w:pStyle w:val="CodeBlock"/>
-        <w:rPr>
-          <w:rFonts w:hint="eastAsia"/>
-        </w:rPr>
-      </w:pPr>
-      <w:r>
-        <w:t>cd C:\Users\x0577063\BIDEV-MAIN_o2czep-bq-deploy\pkg</w:t>
-      </w:r>
-    </w:p>
-    <w:p>
-      <w:pPr>
-        <w:pStyle w:val="CodeBlock"/>
-        <w:rPr>
-          <w:rFonts w:hint="eastAsia"/>
-        </w:rPr>
       </w:pPr>
       <w:r>
         <w:t>.\preplach_bq.bat &gt; .\log.log 2&gt;&amp;1</w:t>
@@ -1285,7 +1281,15 @@
           </w:p>
           <w:p>
             <w:r>
-              <w:t xml:space="preserve">Varianta 2&gt;&amp;1 zapíše do logu i chybový výstup. Díky tomu je log </w:t>
+              <w:t xml:space="preserve">Varianta 2&gt;&amp;1 zapíše do logu i chybový výstup. Díky </w:t>
+            </w:r>
+            <w:proofErr w:type="spellStart"/>
+            <w:r>
+              <w:t>tomu</w:t>
+            </w:r>
+            <w:proofErr w:type="spellEnd"/>
+            <w:r>
+              <w:t xml:space="preserve"> je log </w:t>
             </w:r>
             <w:proofErr w:type="spellStart"/>
             <w:r>
@@ -1361,9 +1365,6 @@
     <w:p>
       <w:pPr>
         <w:pStyle w:val="CodeBlock"/>
-        <w:rPr>
-          <w:rFonts w:hint="eastAsia"/>
-        </w:rPr>
       </w:pPr>
       <w:r>
         <w:t>cd C:\Users\x0577063\scripts\Proxy_VPN</w:t>
@@ -1372,9 +1373,6 @@
     <w:p>
       <w:pPr>
         <w:pStyle w:val="CodeBlock"/>
-        <w:rPr>
-          <w:rFonts w:hint="eastAsia"/>
-        </w:rPr>
       </w:pPr>
       <w:r>
         <w:t>.\proxy-on.ps1</w:t>
@@ -1383,9 +1381,6 @@
     <w:p>
       <w:pPr>
         <w:pStyle w:val="CodeBlock"/>
-        <w:rPr>
-          <w:rFonts w:hint="eastAsia"/>
-        </w:rPr>
       </w:pPr>
       <w:r>
         <w:t>cd C:\cesta\k\druhemu\release</w:t>
@@ -1394,9 +1389,6 @@
     <w:p>
       <w:pPr>
         <w:pStyle w:val="CodeBlock"/>
-        <w:rPr>
-          <w:rFonts w:hint="eastAsia"/>
-        </w:rPr>
       </w:pPr>
       <w:r>
         <w:t>.\preplach_bq.bat &gt; .\log_preplach_2.log 2&gt;&amp;1</w:t>
@@ -1434,9 +1426,6 @@
     <w:p>
       <w:pPr>
         <w:pStyle w:val="CodeBlock"/>
-        <w:rPr>
-          <w:rFonts w:hint="eastAsia"/>
-        </w:rPr>
       </w:pPr>
       <w:r>
         <w:t>\\ntinfot404\VIRT_NODE\temp</w:t>
@@ -1452,16 +1441,7 @@
         <w:pStyle w:val="Nadpis2"/>
       </w:pPr>
       <w:r>
-        <w:t>7</w:t>
-      </w:r>
-      <w:r>
-        <w:t>.</w:t>
-      </w:r>
-      <w:r>
-        <w:t>1</w:t>
-      </w:r>
-      <w:r>
-        <w:t xml:space="preserve"> </w:t>
+        <w:t xml:space="preserve">7.1 </w:t>
       </w:r>
       <w:proofErr w:type="spellStart"/>
       <w:r>
@@ -1554,9 +1534,6 @@
     <w:p>
       <w:pPr>
         <w:pStyle w:val="CodeBlock"/>
-        <w:rPr>
-          <w:rFonts w:hint="eastAsia"/>
-        </w:rPr>
       </w:pPr>
       <w:proofErr w:type="spellStart"/>
       <w:r>
@@ -1570,9 +1547,6 @@
     <w:p>
       <w:pPr>
         <w:pStyle w:val="CodeBlock"/>
-        <w:rPr>
-          <w:rFonts w:hint="eastAsia"/>
-        </w:rPr>
       </w:pPr>
       <w:proofErr w:type="spellStart"/>
       <w:r>
@@ -1612,9 +1586,6 @@
     <w:p>
       <w:pPr>
         <w:pStyle w:val="CodeBlock"/>
-        <w:rPr>
-          <w:rFonts w:hint="eastAsia"/>
-        </w:rPr>
       </w:pPr>
       <w:r>
         <w:t>o2cz-dp-wm-200</w:t>
@@ -1657,9 +1628,6 @@
     <w:p>
       <w:pPr>
         <w:pStyle w:val="CodeBlock"/>
-        <w:rPr>
-          <w:rFonts w:hint="eastAsia"/>
-        </w:rPr>
       </w:pPr>
       <w:proofErr w:type="spellStart"/>
       <w:r>
@@ -1743,9 +1711,6 @@
     <w:p>
       <w:pPr>
         <w:pStyle w:val="CodeBlock"/>
-        <w:rPr>
-          <w:rFonts w:hint="eastAsia"/>
-        </w:rPr>
       </w:pPr>
       <w:r>
         <w:t>F:\VIRT_NODE\temp\260630R\bidev-10614-org_and_bscs</w:t>
@@ -1759,9 +1724,6 @@
     <w:p>
       <w:pPr>
         <w:pStyle w:val="CodeBlock"/>
-        <w:rPr>
-          <w:rFonts w:hint="eastAsia"/>
-        </w:rPr>
       </w:pPr>
       <w:r>
         <w:t>preplach_bq.bat &gt; log.log 2&gt;&amp;1</w:t>
@@ -1775,9 +1737,6 @@
     <w:p>
       <w:pPr>
         <w:pStyle w:val="CodeBlock"/>
-        <w:rPr>
-          <w:rFonts w:hint="eastAsia"/>
-        </w:rPr>
       </w:pPr>
       <w:r>
         <w:t>F:\VIRT_NODE\temp\260630R\bidev-10614-org_and_bscs&gt;preplach_bq.bat &gt; log.log 2&gt;&amp;1</w:t>
@@ -1897,7 +1856,15 @@
       </w:r>
       <w:proofErr w:type="spellEnd"/>
       <w:r>
-        <w:t xml:space="preserve"> zpracované tabulky/objekty.</w:t>
+        <w:t xml:space="preserve"> </w:t>
+      </w:r>
+      <w:proofErr w:type="spellStart"/>
+      <w:r>
+        <w:t>zpracované</w:t>
+      </w:r>
+      <w:proofErr w:type="spellEnd"/>
+      <w:r>
+        <w:t xml:space="preserve"> tabulky/objekty.</w:t>
       </w:r>
     </w:p>
     <w:p>
@@ -1932,9 +1899,6 @@
     <w:p>
       <w:pPr>
         <w:pStyle w:val="CodeBlock"/>
-        <w:rPr>
-          <w:rFonts w:hint="eastAsia"/>
-        </w:rPr>
       </w:pPr>
       <w:r>
         <w:t>.\preplach_bq.bat &gt;&gt; .\log.log 2&gt;&amp;1</w:t>
@@ -2574,19 +2538,14 @@
             </w:r>
             <w:proofErr w:type="spellEnd"/>
             <w:r>
-              <w:t xml:space="preserve"> je z </w:t>
+              <w:t xml:space="preserve"> je z</w:t>
+            </w:r>
+            <w:r>
+              <w:t xml:space="preserve">a </w:t>
             </w:r>
             <w:proofErr w:type="spellStart"/>
             <w:r>
-              <w:t>mé</w:t>
-            </w:r>
-            <w:proofErr w:type="spellEnd"/>
-            <w:r>
-              <w:t xml:space="preserve"> </w:t>
-            </w:r>
-            <w:proofErr w:type="spellStart"/>
-            <w:r>
-              <w:t>strany</w:t>
+              <w:t>nás</w:t>
             </w:r>
             <w:proofErr w:type="spellEnd"/>
             <w:r>
@@ -3742,6 +3701,7 @@
   <w:style w:type="character" w:default="1" w:styleId="Standardnpsmoodstavce">
     <w:name w:val="Default Paragraph Font"/>
     <w:uiPriority w:val="1"/>
+    <w:semiHidden/>
     <w:unhideWhenUsed/>
   </w:style>
   <w:style w:type="table" w:default="1" w:styleId="Normlntabulka">

--- a/Manual_nasazeni_STG_BQ_E9_upraveno.docx
+++ b/Manual_nasazeni_STG_BQ_E9_upraveno.docx
@@ -556,8 +556,43 @@
         <w:t xml:space="preserve">☐ </w:t>
       </w:r>
       <w:r>
-        <w:t>Ověřit, že Rostislav dokončil migraci dat na EM1.</w:t>
-      </w:r>
+        <w:t xml:space="preserve">Ověřit, že Rostislav dokončil </w:t>
+      </w:r>
+      <w:proofErr w:type="spellStart"/>
+      <w:r>
+        <w:t>migraci</w:t>
+      </w:r>
+      <w:proofErr w:type="spellEnd"/>
+      <w:r>
+        <w:t xml:space="preserve"> </w:t>
+      </w:r>
+      <w:proofErr w:type="spellStart"/>
+      <w:r>
+        <w:t>dat</w:t>
+      </w:r>
+      <w:proofErr w:type="spellEnd"/>
+      <w:r>
+        <w:t xml:space="preserve"> </w:t>
+      </w:r>
+      <w:proofErr w:type="spellStart"/>
+      <w:r>
+        <w:t>na</w:t>
+      </w:r>
+      <w:proofErr w:type="spellEnd"/>
+      <w:r>
+        <w:t xml:space="preserve"> EM1.</w:t>
+      </w:r>
+      <w:r>
+        <w:t xml:space="preserve">  </w:t>
+      </w:r>
+      <w:hyperlink r:id="rId8" w:history="1">
+        <w:r>
+          <w:rPr>
+            <w:rStyle w:val="Hypertextovodkaz"/>
+          </w:rPr>
+          <w:t>EDW Data Migration Inventory</w:t>
+        </w:r>
+      </w:hyperlink>
     </w:p>
     <w:p>
       <w:pPr>
@@ -1003,7 +1038,39 @@
         <w:t xml:space="preserve">☐ </w:t>
       </w:r>
       <w:r>
-        <w:t xml:space="preserve">U nového repozitáře počítat s tím, že </w:t>
+        <w:t xml:space="preserve">U nového </w:t>
+      </w:r>
+      <w:proofErr w:type="spellStart"/>
+      <w:r>
+        <w:t>repozitáře</w:t>
+      </w:r>
+      <w:proofErr w:type="spellEnd"/>
+      <w:r>
+        <w:t xml:space="preserve"> </w:t>
+      </w:r>
+      <w:proofErr w:type="spellStart"/>
+      <w:r>
+        <w:t>počítat</w:t>
+      </w:r>
+      <w:proofErr w:type="spellEnd"/>
+      <w:r>
+        <w:t xml:space="preserve"> s </w:t>
+      </w:r>
+      <w:proofErr w:type="spellStart"/>
+      <w:r>
+        <w:t>tím</w:t>
+      </w:r>
+      <w:proofErr w:type="spellEnd"/>
+      <w:r>
+        <w:t xml:space="preserve">, </w:t>
+      </w:r>
+      <w:proofErr w:type="spellStart"/>
+      <w:r>
+        <w:t>že</w:t>
+      </w:r>
+      <w:proofErr w:type="spellEnd"/>
+      <w:r>
+        <w:t xml:space="preserve"> </w:t>
       </w:r>
       <w:proofErr w:type="spellStart"/>
       <w:r>
@@ -1198,7 +1265,15 @@
       </w:r>
       <w:proofErr w:type="spellEnd"/>
       <w:r>
-        <w:t xml:space="preserve"> projekt:</w:t>
+        <w:t xml:space="preserve"> </w:t>
+      </w:r>
+      <w:proofErr w:type="spellStart"/>
+      <w:r>
+        <w:t>projekt</w:t>
+      </w:r>
+      <w:proofErr w:type="spellEnd"/>
+      <w:r>
+        <w:t>:</w:t>
       </w:r>
     </w:p>
     <w:p>
@@ -1250,6 +1325,142 @@
       <w:r>
         <w:t>.\preplach_bq.bat &gt; .\log.log 2&gt;&amp;1</w:t>
       </w:r>
+    </w:p>
+    <w:p>
+      <w:pPr>
+        <w:pStyle w:val="CodeBlock"/>
+      </w:pPr>
+    </w:p>
+    <w:p>
+      <w:pPr>
+        <w:pStyle w:val="CodeBlock"/>
+      </w:pPr>
+      <w:r>
+        <w:t>Nebo data fix .\</w:t>
+      </w:r>
+      <w:r>
+        <w:t>runme_for_bq.bat</w:t>
+      </w:r>
+      <w:r>
+        <w:t xml:space="preserve"> &gt; .\log.log 2&gt;&amp;1</w:t>
+      </w:r>
+    </w:p>
+    <w:p>
+      <w:pPr>
+        <w:pStyle w:val="CodeBlock"/>
+      </w:pPr>
+      <w:r>
+        <w:t xml:space="preserve">!!!!!!!!!!! </w:t>
+      </w:r>
+      <w:proofErr w:type="spellStart"/>
+      <w:r>
+        <w:t>občas</w:t>
+      </w:r>
+      <w:proofErr w:type="spellEnd"/>
+      <w:r>
+        <w:t xml:space="preserve"> mi </w:t>
+      </w:r>
+      <w:proofErr w:type="spellStart"/>
+      <w:r>
+        <w:t>některá</w:t>
+      </w:r>
+      <w:proofErr w:type="spellEnd"/>
+      <w:r>
+        <w:t xml:space="preserve"> </w:t>
+      </w:r>
+      <w:proofErr w:type="spellStart"/>
+      <w:r>
+        <w:t>tabulka</w:t>
+      </w:r>
+      <w:proofErr w:type="spellEnd"/>
+      <w:r>
+        <w:t xml:space="preserve"> </w:t>
+      </w:r>
+      <w:proofErr w:type="spellStart"/>
+      <w:r>
+        <w:t>neprošla</w:t>
+      </w:r>
+      <w:proofErr w:type="spellEnd"/>
+      <w:r>
+        <w:t xml:space="preserve"> </w:t>
+      </w:r>
+      <w:proofErr w:type="spellStart"/>
+      <w:r>
+        <w:t>tak</w:t>
+      </w:r>
+      <w:proofErr w:type="spellEnd"/>
+      <w:r>
+        <w:t xml:space="preserve"> </w:t>
+      </w:r>
+      <w:proofErr w:type="spellStart"/>
+      <w:r>
+        <w:t>jsem</w:t>
+      </w:r>
+      <w:proofErr w:type="spellEnd"/>
+      <w:r>
+        <w:t xml:space="preserve"> </w:t>
+      </w:r>
+      <w:proofErr w:type="spellStart"/>
+      <w:r>
+        <w:t>jí</w:t>
+      </w:r>
+      <w:proofErr w:type="spellEnd"/>
+      <w:r>
+        <w:t xml:space="preserve"> </w:t>
+      </w:r>
+      <w:proofErr w:type="spellStart"/>
+      <w:r>
+        <w:t>spustil</w:t>
+      </w:r>
+      <w:proofErr w:type="spellEnd"/>
+      <w:r>
+        <w:t xml:space="preserve"> </w:t>
+      </w:r>
+      <w:proofErr w:type="spellStart"/>
+      <w:r>
+        <w:t>ručně</w:t>
+      </w:r>
+      <w:proofErr w:type="spellEnd"/>
+      <w:r>
+        <w:t xml:space="preserve"> </w:t>
+      </w:r>
+      <w:proofErr w:type="spellStart"/>
+      <w:r>
+        <w:t>tímto</w:t>
+      </w:r>
+      <w:proofErr w:type="spellEnd"/>
+      <w:r>
+        <w:t xml:space="preserve"> </w:t>
+      </w:r>
+      <w:proofErr w:type="spellStart"/>
+      <w:r>
+        <w:t>příkazem</w:t>
+      </w:r>
+      <w:proofErr w:type="spellEnd"/>
+      <w:r>
+        <w:t xml:space="preserve">:                </w:t>
+      </w:r>
+      <w:proofErr w:type="spellStart"/>
+      <w:r>
+        <w:t>bq</w:t>
+      </w:r>
+      <w:proofErr w:type="spellEnd"/>
+      <w:r>
+        <w:t xml:space="preserve"> cp -n --clone=true o2czem1:ap_stg.ebill_charge o2czep:stg_data.ebill_charge &gt; .\log.log 2&gt;&amp;1</w:t>
+      </w:r>
+    </w:p>
+    <w:p>
+      <w:pPr>
+        <w:pStyle w:val="CodeBlock"/>
+      </w:pPr>
+      <w:r>
+        <w:t xml:space="preserve">                                                                                                      </w:t>
+      </w:r>
+    </w:p>
+    <w:p>
+      <w:pPr>
+        <w:pStyle w:val="CodeBlock"/>
+      </w:pPr>
     </w:p>
     <w:tbl>
       <w:tblPr>
@@ -1276,12 +1487,21 @@
                 <w:color w:val="1F4E79"/>
                 <w:sz w:val="20"/>
               </w:rPr>
+              <w:lastRenderedPageBreak/>
               <w:t>Doporučení</w:t>
             </w:r>
           </w:p>
           <w:p>
             <w:r>
-              <w:t xml:space="preserve">Varianta 2&gt;&amp;1 zapíše do logu i chybový výstup. Díky </w:t>
+              <w:t xml:space="preserve">Varianta 2&gt;&amp;1 zapíše do logu i chybový výstup. </w:t>
+            </w:r>
+            <w:proofErr w:type="spellStart"/>
+            <w:r>
+              <w:t>Díky</w:t>
+            </w:r>
+            <w:proofErr w:type="spellEnd"/>
+            <w:r>
+              <w:t xml:space="preserve"> </w:t>
             </w:r>
             <w:proofErr w:type="spellStart"/>
             <w:r>
@@ -1353,7 +1573,6 @@
         <w:pStyle w:val="Nadpis2"/>
       </w:pPr>
       <w:r>
-        <w:lastRenderedPageBreak/>
         <w:t>6.4 Když je více BAT souborů ve více složkách</w:t>
       </w:r>
     </w:p>
@@ -1763,6 +1982,7 @@
         <w:rPr>
           <w:b/>
         </w:rPr>
+        <w:lastRenderedPageBreak/>
         <w:t xml:space="preserve">☐ </w:t>
       </w:r>
       <w:r>
@@ -1889,7 +2109,6 @@
         <w:rPr>
           <w:b/>
         </w:rPr>
-        <w:lastRenderedPageBreak/>
         <w:t xml:space="preserve">☐ </w:t>
       </w:r>
       <w:r>
@@ -2663,8 +2882,8 @@
     </w:p>
     <w:p/>
     <w:sectPr>
-      <w:headerReference w:type="default" r:id="rId8"/>
-      <w:footerReference w:type="default" r:id="rId9"/>
+      <w:headerReference w:type="default" r:id="rId9"/>
+      <w:footerReference w:type="default" r:id="rId10"/>
       <w:pgSz w:w="12240" w:h="15840"/>
       <w:pgMar w:top="792" w:right="936" w:bottom="792" w:left="936" w:header="720" w:footer="720" w:gutter="0"/>
       <w:cols w:space="720"/>
@@ -3701,7 +3920,6 @@
   <w:style w:type="character" w:default="1" w:styleId="Standardnpsmoodstavce">
     <w:name w:val="Default Paragraph Font"/>
     <w:uiPriority w:val="1"/>
-    <w:semiHidden/>
     <w:unhideWhenUsed/>
   </w:style>
   <w:style w:type="table" w:default="1" w:styleId="Normlntabulka">

--- a/Manual_nasazeni_STG_BQ_E9_upraveno.docx
+++ b/Manual_nasazeni_STG_BQ_E9_upraveno.docx
@@ -96,7 +96,23 @@
         <w:t xml:space="preserve">☐ </w:t>
       </w:r>
       <w:r>
-        <w:t>Zastavit BQ STG zpracování přes oflow změnou capacity na 0.</w:t>
+        <w:t xml:space="preserve">Zastavit BQ STG zpracování přes oflow </w:t>
+      </w:r>
+      <w:proofErr w:type="spellStart"/>
+      <w:r>
+        <w:t>změnou</w:t>
+      </w:r>
+      <w:proofErr w:type="spellEnd"/>
+      <w:r>
+        <w:t xml:space="preserve"> capacity </w:t>
+      </w:r>
+      <w:proofErr w:type="spellStart"/>
+      <w:r>
+        <w:t>na</w:t>
+      </w:r>
+      <w:proofErr w:type="spellEnd"/>
+      <w:r>
+        <w:t xml:space="preserve"> 0.</w:t>
       </w:r>
     </w:p>
     <w:p>
@@ -109,22 +125,150 @@
         </w:rPr>
         <w:t xml:space="preserve">☐ </w:t>
       </w:r>
+      <w:r>
+        <w:rPr>
+          <w:b/>
+          <w:bCs/>
+        </w:rPr>
+        <w:t xml:space="preserve">Na 403 </w:t>
+      </w:r>
       <w:proofErr w:type="spellStart"/>
       <w:r>
-        <w:t>Zkontrolovat</w:t>
+        <w:rPr>
+          <w:b/>
+          <w:bCs/>
+        </w:rPr>
+        <w:t>při</w:t>
       </w:r>
       <w:proofErr w:type="spellEnd"/>
       <w:r>
+        <w:rPr>
+          <w:b/>
+          <w:bCs/>
+        </w:rPr>
         <w:t xml:space="preserve"> </w:t>
       </w:r>
       <w:proofErr w:type="spellStart"/>
       <w:r>
-        <w:t>repozitáře</w:t>
+        <w:rPr>
+          <w:b/>
+          <w:bCs/>
+        </w:rPr>
+        <w:t>nosazení</w:t>
       </w:r>
       <w:proofErr w:type="spellEnd"/>
       <w:r>
-        <w:t>, tag/release a konfigurační soubory.</w:t>
-      </w:r>
+        <w:rPr>
+          <w:b/>
+          <w:bCs/>
+        </w:rPr>
+        <w:t xml:space="preserve"> </w:t>
+      </w:r>
+      <w:proofErr w:type="spellStart"/>
+      <w:r>
+        <w:rPr>
+          <w:b/>
+          <w:bCs/>
+        </w:rPr>
+        <w:t>změn</w:t>
+      </w:r>
+      <w:proofErr w:type="spellEnd"/>
+      <w:r>
+        <w:rPr>
+          <w:b/>
+          <w:bCs/>
+        </w:rPr>
+        <w:t xml:space="preserve"> </w:t>
+      </w:r>
+      <w:proofErr w:type="spellStart"/>
+      <w:r>
+        <w:rPr>
+          <w:b/>
+          <w:bCs/>
+        </w:rPr>
+        <w:t>na</w:t>
+      </w:r>
+      <w:proofErr w:type="spellEnd"/>
+      <w:r>
+        <w:rPr>
+          <w:b/>
+          <w:bCs/>
+        </w:rPr>
+        <w:t xml:space="preserve"> repository </w:t>
+      </w:r>
+      <w:proofErr w:type="spellStart"/>
+      <w:r>
+        <w:rPr>
+          <w:b/>
+          <w:bCs/>
+        </w:rPr>
+        <w:t>udělat</w:t>
+      </w:r>
+      <w:proofErr w:type="spellEnd"/>
+      <w:r>
+        <w:rPr>
+          <w:b/>
+          <w:bCs/>
+        </w:rPr>
+        <w:t xml:space="preserve"> git </w:t>
+      </w:r>
+      <w:proofErr w:type="gramStart"/>
+      <w:r>
+        <w:rPr>
+          <w:b/>
+          <w:bCs/>
+        </w:rPr>
+        <w:t>pull</w:t>
+      </w:r>
+      <w:proofErr w:type="gramEnd"/>
+      <w:r>
+        <w:rPr>
+          <w:b/>
+          <w:bCs/>
+        </w:rPr>
+        <w:t xml:space="preserve"> </w:t>
+      </w:r>
+      <w:proofErr w:type="spellStart"/>
+      <w:r>
+        <w:rPr>
+          <w:b/>
+          <w:bCs/>
+        </w:rPr>
+        <w:t>na</w:t>
+      </w:r>
+      <w:proofErr w:type="spellEnd"/>
+      <w:r>
+        <w:rPr>
+          <w:b/>
+          <w:bCs/>
+        </w:rPr>
+        <w:t xml:space="preserve"> stg a </w:t>
+      </w:r>
+      <w:proofErr w:type="spellStart"/>
+      <w:r>
+        <w:rPr>
+          <w:b/>
+          <w:bCs/>
+        </w:rPr>
+        <w:t>na</w:t>
+      </w:r>
+      <w:proofErr w:type="spellEnd"/>
+      <w:r>
+        <w:rPr>
+          <w:b/>
+          <w:bCs/>
+        </w:rPr>
+        <w:t xml:space="preserve"> </w:t>
+      </w:r>
+      <w:proofErr w:type="spellStart"/>
+      <w:r>
+        <w:rPr>
+          <w:b/>
+          <w:bCs/>
+        </w:rPr>
+        <w:t>app_data</w:t>
+      </w:r>
+      <w:proofErr w:type="spellEnd"/>
     </w:p>
     <w:p>
       <w:pPr>
@@ -136,8 +280,43 @@
         </w:rPr>
         <w:t xml:space="preserve">☐ </w:t>
       </w:r>
-      <w:r>
-        <w:t>Na lokálu spustit PowerShell, zapnout proxy a ověřit gcloud účet/projekt.</w:t>
+      <w:proofErr w:type="spellStart"/>
+      <w:r>
+        <w:t>Zkontrolovat</w:t>
+      </w:r>
+      <w:proofErr w:type="spellEnd"/>
+      <w:r>
+        <w:t xml:space="preserve"> </w:t>
+      </w:r>
+      <w:proofErr w:type="spellStart"/>
+      <w:r>
+        <w:t>repozitáře</w:t>
+      </w:r>
+      <w:proofErr w:type="spellEnd"/>
+      <w:r>
+        <w:t>, tag/release a konfigurační soubory.</w:t>
+      </w:r>
+    </w:p>
+    <w:p>
+      <w:pPr>
+        <w:pStyle w:val="Checklist"/>
+      </w:pPr>
+      <w:r>
+        <w:rPr>
+          <w:b/>
+        </w:rPr>
+        <w:t xml:space="preserve">☐ </w:t>
+      </w:r>
+      <w:r>
+        <w:t xml:space="preserve">Na lokálu spustit PowerShell, zapnout proxy </w:t>
+      </w:r>
+      <w:proofErr w:type="gramStart"/>
+      <w:r>
+        <w:t>a</w:t>
+      </w:r>
+      <w:proofErr w:type="gramEnd"/>
+      <w:r>
+        <w:t xml:space="preserve"> ověřit gcloud účet/projekt.</w:t>
       </w:r>
     </w:p>
     <w:p>
@@ -556,7 +735,23 @@
         <w:t xml:space="preserve">☐ </w:t>
       </w:r>
       <w:r>
-        <w:t xml:space="preserve">Ověřit, že Rostislav dokončil </w:t>
+        <w:t xml:space="preserve">Ověřit, </w:t>
+      </w:r>
+      <w:proofErr w:type="spellStart"/>
+      <w:r>
+        <w:t>že</w:t>
+      </w:r>
+      <w:proofErr w:type="spellEnd"/>
+      <w:r>
+        <w:t xml:space="preserve"> Rostislav </w:t>
+      </w:r>
+      <w:proofErr w:type="spellStart"/>
+      <w:r>
+        <w:t>dokončil</w:t>
+      </w:r>
+      <w:proofErr w:type="spellEnd"/>
+      <w:r>
+        <w:t xml:space="preserve"> </w:t>
       </w:r>
       <w:proofErr w:type="spellStart"/>
       <w:r>
@@ -602,6 +797,7 @@
         <w:rPr>
           <w:b/>
         </w:rPr>
+        <w:lastRenderedPageBreak/>
         <w:t xml:space="preserve">☐ </w:t>
       </w:r>
       <w:r>
@@ -616,7 +812,6 @@
         <w:rPr>
           <w:b/>
         </w:rPr>
-        <w:lastRenderedPageBreak/>
         <w:t xml:space="preserve">☐ </w:t>
       </w:r>
       <w:r>
@@ -712,7 +907,15 @@
     </w:p>
     <w:p>
       <w:r>
-        <w:t>Na lokálním počítači si před nasazením připravím oflow APP a oflow WEB pro monitoring stavu zpracování.</w:t>
+        <w:t xml:space="preserve">Na lokálním počítači si před nasazením připravím oflow APP </w:t>
+      </w:r>
+      <w:proofErr w:type="gramStart"/>
+      <w:r>
+        <w:t>a</w:t>
+      </w:r>
+      <w:proofErr w:type="gramEnd"/>
+      <w:r>
+        <w:t xml:space="preserve"> oflow WEB pro monitoring stavu zpracování.</w:t>
       </w:r>
     </w:p>
     <w:p>
@@ -893,8 +1096,13 @@
         <w:pStyle w:val="CodeBlock"/>
       </w:pPr>
       <w:r>
-        <w:t>git pull</w:t>
-      </w:r>
+        <w:t xml:space="preserve">git </w:t>
+      </w:r>
+      <w:proofErr w:type="gramStart"/>
+      <w:r>
+        <w:t>pull</w:t>
+      </w:r>
+      <w:proofErr w:type="gramEnd"/>
     </w:p>
     <w:p>
       <w:pPr>
@@ -938,8 +1146,13 @@
         <w:pStyle w:val="CodeBlock"/>
       </w:pPr>
       <w:r>
-        <w:t>git pull</w:t>
-      </w:r>
+        <w:t xml:space="preserve">git </w:t>
+      </w:r>
+      <w:proofErr w:type="gramStart"/>
+      <w:r>
+        <w:t>pull</w:t>
+      </w:r>
+      <w:proofErr w:type="gramEnd"/>
     </w:p>
     <w:p>
       <w:pPr>
@@ -1038,7 +1251,15 @@
         <w:t xml:space="preserve">☐ </w:t>
       </w:r>
       <w:r>
-        <w:t xml:space="preserve">U nového </w:t>
+        <w:t xml:space="preserve">U </w:t>
+      </w:r>
+      <w:proofErr w:type="spellStart"/>
+      <w:r>
+        <w:t>nového</w:t>
+      </w:r>
+      <w:proofErr w:type="spellEnd"/>
+      <w:r>
+        <w:t xml:space="preserve"> </w:t>
       </w:r>
       <w:proofErr w:type="spellStart"/>
       <w:r>
@@ -1171,7 +1392,15 @@
         <w:pStyle w:val="CodeBlock"/>
       </w:pPr>
       <w:r>
-        <w:t>Get-ChildItem Env:\*proxy*</w:t>
+        <w:t xml:space="preserve">Get-ChildItem </w:t>
+      </w:r>
+      <w:proofErr w:type="gramStart"/>
+      <w:r>
+        <w:t>Env:\</w:t>
+      </w:r>
+      <w:proofErr w:type="gramEnd"/>
+      <w:r>
+        <w:t>*proxy*</w:t>
       </w:r>
     </w:p>
     <w:tbl>
@@ -1220,9 +1449,331 @@
     </w:p>
     <w:p>
       <w:r>
-        <w:t>Před spuštěním nasazení vždy ověřím účet a aktuální projekt:</w:t>
+        <w:t xml:space="preserve">Před spuštěním nasazení vždy ověřím </w:t>
+      </w:r>
+      <w:proofErr w:type="spellStart"/>
+      <w:r>
+        <w:t>účet</w:t>
+      </w:r>
+      <w:proofErr w:type="spellEnd"/>
+      <w:r>
+        <w:t xml:space="preserve"> </w:t>
+      </w:r>
+      <w:proofErr w:type="gramStart"/>
+      <w:r>
+        <w:t>a</w:t>
+      </w:r>
+      <w:proofErr w:type="gramEnd"/>
+      <w:r>
+        <w:t xml:space="preserve"> </w:t>
+      </w:r>
+      <w:proofErr w:type="spellStart"/>
+      <w:r>
+        <w:t>aktuální</w:t>
+      </w:r>
+      <w:proofErr w:type="spellEnd"/>
+      <w:r>
+        <w:t xml:space="preserve"> </w:t>
+      </w:r>
+      <w:proofErr w:type="spellStart"/>
+      <w:r>
+        <w:t>projekt</w:t>
+      </w:r>
+      <w:proofErr w:type="spellEnd"/>
+      <w:r>
+        <w:t>:</w:t>
       </w:r>
     </w:p>
+    <w:p>
+      <w:pPr>
+        <w:rPr>
+          <w:color w:val="FFFFFF" w:themeColor="background1"/>
+          <w:highlight w:val="red"/>
+        </w:rPr>
+      </w:pPr>
+      <w:r>
+        <w:rPr>
+          <w:color w:val="FFFFFF" w:themeColor="background1"/>
+          <w:highlight w:val="red"/>
+        </w:rPr>
+        <w:t xml:space="preserve">!!!! </w:t>
+      </w:r>
+      <w:proofErr w:type="spellStart"/>
+      <w:r>
+        <w:rPr>
+          <w:color w:val="FFFFFF" w:themeColor="background1"/>
+          <w:highlight w:val="red"/>
+        </w:rPr>
+        <w:t>nevím</w:t>
+      </w:r>
+      <w:proofErr w:type="spellEnd"/>
+      <w:r>
+        <w:rPr>
+          <w:color w:val="FFFFFF" w:themeColor="background1"/>
+          <w:highlight w:val="red"/>
+        </w:rPr>
+        <w:t xml:space="preserve"> </w:t>
+      </w:r>
+      <w:proofErr w:type="spellStart"/>
+      <w:r>
+        <w:rPr>
+          <w:color w:val="FFFFFF" w:themeColor="background1"/>
+          <w:highlight w:val="red"/>
+        </w:rPr>
+        <w:t>proč</w:t>
+      </w:r>
+      <w:proofErr w:type="spellEnd"/>
+      <w:r>
+        <w:rPr>
+          <w:color w:val="FFFFFF" w:themeColor="background1"/>
+          <w:highlight w:val="red"/>
+        </w:rPr>
+        <w:t xml:space="preserve"> ale </w:t>
+      </w:r>
+      <w:proofErr w:type="spellStart"/>
+      <w:r>
+        <w:rPr>
+          <w:color w:val="FFFFFF" w:themeColor="background1"/>
+          <w:highlight w:val="red"/>
+        </w:rPr>
+        <w:t>najednou</w:t>
+      </w:r>
+      <w:proofErr w:type="spellEnd"/>
+      <w:r>
+        <w:rPr>
+          <w:color w:val="FFFFFF" w:themeColor="background1"/>
+          <w:highlight w:val="red"/>
+        </w:rPr>
+        <w:t xml:space="preserve"> se </w:t>
+      </w:r>
+      <w:proofErr w:type="spellStart"/>
+      <w:r>
+        <w:rPr>
+          <w:color w:val="FFFFFF" w:themeColor="background1"/>
+          <w:highlight w:val="red"/>
+        </w:rPr>
+        <w:t>musím</w:t>
+      </w:r>
+      <w:proofErr w:type="spellEnd"/>
+      <w:r>
+        <w:rPr>
+          <w:color w:val="FFFFFF" w:themeColor="background1"/>
+          <w:highlight w:val="red"/>
+        </w:rPr>
+        <w:t xml:space="preserve"> </w:t>
+      </w:r>
+      <w:proofErr w:type="spellStart"/>
+      <w:r>
+        <w:rPr>
+          <w:color w:val="FFFFFF" w:themeColor="background1"/>
+          <w:highlight w:val="red"/>
+        </w:rPr>
+        <w:t>znovu</w:t>
+      </w:r>
+      <w:proofErr w:type="spellEnd"/>
+      <w:r>
+        <w:rPr>
+          <w:color w:val="FFFFFF" w:themeColor="background1"/>
+          <w:highlight w:val="red"/>
+        </w:rPr>
+        <w:t xml:space="preserve"> </w:t>
+      </w:r>
+      <w:proofErr w:type="spellStart"/>
+      <w:r>
+        <w:rPr>
+          <w:color w:val="FFFFFF" w:themeColor="background1"/>
+          <w:highlight w:val="red"/>
+        </w:rPr>
+        <w:t>zalogovat</w:t>
+      </w:r>
+      <w:proofErr w:type="spellEnd"/>
+      <w:r>
+        <w:rPr>
+          <w:color w:val="FFFFFF" w:themeColor="background1"/>
+          <w:highlight w:val="red"/>
+        </w:rPr>
+        <w:t xml:space="preserve"> I </w:t>
+      </w:r>
+      <w:proofErr w:type="spellStart"/>
+      <w:r>
+        <w:rPr>
+          <w:color w:val="FFFFFF" w:themeColor="background1"/>
+          <w:highlight w:val="red"/>
+        </w:rPr>
+        <w:t>když</w:t>
+      </w:r>
+      <w:proofErr w:type="spellEnd"/>
+      <w:r>
+        <w:rPr>
+          <w:color w:val="FFFFFF" w:themeColor="background1"/>
+          <w:highlight w:val="red"/>
+        </w:rPr>
+        <w:t xml:space="preserve"> mi </w:t>
+      </w:r>
+      <w:proofErr w:type="spellStart"/>
+      <w:r>
+        <w:rPr>
+          <w:color w:val="FFFFFF" w:themeColor="background1"/>
+          <w:highlight w:val="red"/>
+        </w:rPr>
+        <w:t>gcloud</w:t>
+      </w:r>
+      <w:proofErr w:type="spellEnd"/>
+      <w:r>
+        <w:rPr>
+          <w:color w:val="FFFFFF" w:themeColor="background1"/>
+          <w:highlight w:val="red"/>
+        </w:rPr>
+        <w:t xml:space="preserve"> auth list </w:t>
+      </w:r>
+      <w:proofErr w:type="spellStart"/>
+      <w:r>
+        <w:rPr>
+          <w:color w:val="FFFFFF" w:themeColor="background1"/>
+          <w:highlight w:val="red"/>
+        </w:rPr>
+        <w:t>zobrazí</w:t>
+      </w:r>
+      <w:proofErr w:type="spellEnd"/>
+      <w:r>
+        <w:rPr>
+          <w:color w:val="FFFFFF" w:themeColor="background1"/>
+          <w:highlight w:val="red"/>
+        </w:rPr>
+        <w:t xml:space="preserve"> </w:t>
+      </w:r>
+      <w:proofErr w:type="spellStart"/>
+      <w:r>
+        <w:rPr>
+          <w:color w:val="FFFFFF" w:themeColor="background1"/>
+          <w:highlight w:val="red"/>
+        </w:rPr>
+        <w:t>že</w:t>
+      </w:r>
+      <w:proofErr w:type="spellEnd"/>
+      <w:r>
+        <w:rPr>
+          <w:color w:val="FFFFFF" w:themeColor="background1"/>
+          <w:highlight w:val="red"/>
+        </w:rPr>
+        <w:t xml:space="preserve"> </w:t>
+      </w:r>
+      <w:proofErr w:type="spellStart"/>
+      <w:r>
+        <w:rPr>
+          <w:color w:val="FFFFFF" w:themeColor="background1"/>
+          <w:highlight w:val="red"/>
+        </w:rPr>
+        <w:t>jsem</w:t>
+      </w:r>
+      <w:proofErr w:type="spellEnd"/>
+      <w:r>
+        <w:rPr>
+          <w:color w:val="FFFFFF" w:themeColor="background1"/>
+          <w:highlight w:val="red"/>
+        </w:rPr>
+        <w:t xml:space="preserve"> </w:t>
+      </w:r>
+      <w:proofErr w:type="spellStart"/>
+      <w:r>
+        <w:rPr>
+          <w:color w:val="FFFFFF" w:themeColor="background1"/>
+          <w:highlight w:val="red"/>
+        </w:rPr>
+        <w:t>zalogovaný</w:t>
+      </w:r>
+      <w:proofErr w:type="spellEnd"/>
+    </w:p>
+    <w:p>
+      <w:pPr>
+        <w:rPr>
+          <w:color w:val="FFFFFF" w:themeColor="background1"/>
+        </w:rPr>
+      </w:pPr>
+      <w:proofErr w:type="spellStart"/>
+      <w:r>
+        <w:rPr>
+          <w:color w:val="FFFFFF" w:themeColor="background1"/>
+          <w:highlight w:val="red"/>
+        </w:rPr>
+        <w:t>Takže</w:t>
+      </w:r>
+      <w:proofErr w:type="spellEnd"/>
+      <w:r>
+        <w:rPr>
+          <w:color w:val="FFFFFF" w:themeColor="background1"/>
+          <w:highlight w:val="red"/>
+        </w:rPr>
+        <w:t xml:space="preserve"> </w:t>
+      </w:r>
+      <w:proofErr w:type="spellStart"/>
+      <w:r>
+        <w:rPr>
+          <w:color w:val="FFFFFF" w:themeColor="background1"/>
+          <w:highlight w:val="red"/>
+        </w:rPr>
+        <w:t>musím</w:t>
+      </w:r>
+      <w:proofErr w:type="spellEnd"/>
+      <w:r>
+        <w:rPr>
+          <w:color w:val="FFFFFF" w:themeColor="background1"/>
+          <w:highlight w:val="red"/>
+        </w:rPr>
+        <w:t xml:space="preserve"> </w:t>
+      </w:r>
+      <w:proofErr w:type="spellStart"/>
+      <w:r>
+        <w:rPr>
+          <w:color w:val="FFFFFF" w:themeColor="background1"/>
+          <w:highlight w:val="red"/>
+        </w:rPr>
+        <w:t>udělat</w:t>
+      </w:r>
+      <w:proofErr w:type="spellEnd"/>
+      <w:r>
+        <w:rPr>
+          <w:color w:val="FFFFFF" w:themeColor="background1"/>
+        </w:rPr>
+        <w:t xml:space="preserve"> </w:t>
+      </w:r>
+    </w:p>
+    <w:p>
+      <w:pPr>
+        <w:rPr>
+          <w:lang w:val="cs-CZ"/>
+        </w:rPr>
+      </w:pPr>
+      <w:proofErr w:type="spellStart"/>
+      <w:r>
+        <w:rPr>
+          <w:lang w:val="cs-CZ"/>
+        </w:rPr>
+        <w:t>gcloud</w:t>
+      </w:r>
+      <w:proofErr w:type="spellEnd"/>
+      <w:r>
+        <w:rPr>
+          <w:lang w:val="cs-CZ"/>
+        </w:rPr>
+        <w:t xml:space="preserve"> </w:t>
+      </w:r>
+      <w:proofErr w:type="spellStart"/>
+      <w:r>
+        <w:rPr>
+          <w:lang w:val="cs-CZ"/>
+        </w:rPr>
+        <w:t>auth</w:t>
+      </w:r>
+      <w:proofErr w:type="spellEnd"/>
+      <w:r>
+        <w:rPr>
+          <w:lang w:val="cs-CZ"/>
+        </w:rPr>
+        <w:t xml:space="preserve"> login</w:t>
+      </w:r>
+    </w:p>
+    <w:p/>
     <w:p>
       <w:pPr>
         <w:pStyle w:val="CodeBlock"/>
@@ -1446,7 +1997,39 @@
       </w:r>
       <w:proofErr w:type="spellEnd"/>
       <w:r>
-        <w:t xml:space="preserve"> cp -n --clone=true o2czem1:ap_stg.ebill_charge o2czep:stg_data.ebill_charge &gt; .\log.log 2&gt;&amp;1</w:t>
+        <w:t xml:space="preserve"> cp -n --clone=true o2czem</w:t>
+      </w:r>
+      <w:proofErr w:type="gramStart"/>
+      <w:r>
+        <w:t>1:ap</w:t>
+      </w:r>
+      <w:proofErr w:type="gramEnd"/>
+      <w:r>
+        <w:t>_</w:t>
+      </w:r>
+      <w:proofErr w:type="gramStart"/>
+      <w:r>
+        <w:t>stg.ebill</w:t>
+      </w:r>
+      <w:proofErr w:type="gramEnd"/>
+      <w:r>
+        <w:t>_charge o2</w:t>
+      </w:r>
+      <w:proofErr w:type="gramStart"/>
+      <w:r>
+        <w:t>czep:stg</w:t>
+      </w:r>
+      <w:proofErr w:type="gramEnd"/>
+      <w:r>
+        <w:t>_</w:t>
+      </w:r>
+      <w:proofErr w:type="gramStart"/>
+      <w:r>
+        <w:t>data.ebill</w:t>
+      </w:r>
+      <w:proofErr w:type="gramEnd"/>
+      <w:r>
+        <w:t>_charge &gt; .\log.log 2&gt;&amp;1</w:t>
       </w:r>
     </w:p>
     <w:p>
@@ -1487,7 +2070,6 @@
                 <w:color w:val="1F4E79"/>
                 <w:sz w:val="20"/>
               </w:rPr>
-              <w:lastRenderedPageBreak/>
               <w:t>Doporučení</w:t>
             </w:r>
           </w:p>
@@ -1731,7 +2313,15 @@
       </w:r>
       <w:proofErr w:type="spellEnd"/>
       <w:r>
-        <w:t xml:space="preserve"> a </w:t>
+        <w:t xml:space="preserve"> </w:t>
+      </w:r>
+      <w:proofErr w:type="gramStart"/>
+      <w:r>
+        <w:t>a</w:t>
+      </w:r>
+      <w:proofErr w:type="gramEnd"/>
+      <w:r>
+        <w:t xml:space="preserve"> </w:t>
       </w:r>
       <w:proofErr w:type="spellStart"/>
       <w:r>
@@ -1958,6 +2548,7 @@
         <w:pStyle w:val="CodeBlock"/>
       </w:pPr>
       <w:r>
+        <w:lastRenderedPageBreak/>
         <w:t>F:\VIRT_NODE\temp\260630R\bidev-10614-org_and_bscs&gt;preplach_bq.bat &gt; log.log 2&gt;&amp;1</w:t>
       </w:r>
     </w:p>
@@ -1972,21 +2563,6 @@
     <w:p>
       <w:r>
         <w:t>Pokud BAT soubor spadne, nepouštím ho slepě znovu od začátku. Nejdříve zjistím, kde skončil, a podle toho upravím config.</w:t>
-      </w:r>
-    </w:p>
-    <w:p>
-      <w:pPr>
-        <w:pStyle w:val="Checklist"/>
-      </w:pPr>
-      <w:r>
-        <w:rPr>
-          <w:b/>
-        </w:rPr>
-        <w:lastRenderedPageBreak/>
-        <w:t xml:space="preserve">☐ </w:t>
-      </w:r>
-      <w:r>
-        <w:t>Otevřít původní log.log.</w:t>
       </w:r>
     </w:p>
     <w:p>
@@ -2000,7 +2576,7 @@
         <w:t xml:space="preserve">☐ </w:t>
       </w:r>
       <w:r>
-        <w:t>Najít poslední úspěšně zpracovanou tabulku nebo objekt.</w:t>
+        <w:t>Otevřít původní log.log.</w:t>
       </w:r>
     </w:p>
     <w:p>
@@ -2014,12 +2590,31 @@
         <w:t xml:space="preserve">☐ </w:t>
       </w:r>
       <w:r>
-        <w:t>V config</w:t>
+        <w:t>Najít poslední úspěšně zpracovanou tabulku nebo objekt.</w:t>
+      </w:r>
+    </w:p>
+    <w:p>
+      <w:pPr>
+        <w:pStyle w:val="Checklist"/>
+      </w:pPr>
+      <w:r>
+        <w:rPr>
+          <w:b/>
+        </w:rPr>
+        <w:t xml:space="preserve">☐ </w:t>
+      </w:r>
+      <w:r>
+        <w:t xml:space="preserve">V </w:t>
+      </w:r>
+      <w:proofErr w:type="gramStart"/>
+      <w:r>
+        <w:t>config</w:t>
       </w:r>
       <w:r>
         <w:t>(</w:t>
       </w:r>
       <w:proofErr w:type="spellStart"/>
+      <w:proofErr w:type="gramEnd"/>
       <w:r>
         <w:t>ve</w:t>
       </w:r>
@@ -14742,6 +15337,36 @@
       <w:shd w:val="clear" w:color="auto" w:fill="E1DFDD"/>
     </w:rPr>
   </w:style>
+  <w:style w:type="paragraph" w:styleId="FormtovanvHTML">
+    <w:name w:val="HTML Preformatted"/>
+    <w:basedOn w:val="Normln"/>
+    <w:link w:val="FormtovanvHTMLChar"/>
+    <w:uiPriority w:val="99"/>
+    <w:semiHidden/>
+    <w:unhideWhenUsed/>
+    <w:rsid w:val="008B04A6"/>
+    <w:pPr>
+      <w:spacing w:after="0" w:line="240" w:lineRule="auto"/>
+    </w:pPr>
+    <w:rPr>
+      <w:rFonts w:ascii="Consolas" w:hAnsi="Consolas"/>
+      <w:sz w:val="20"/>
+      <w:szCs w:val="20"/>
+    </w:rPr>
+  </w:style>
+  <w:style w:type="character" w:customStyle="1" w:styleId="FormtovanvHTMLChar">
+    <w:name w:val="Formátovaný v HTML Char"/>
+    <w:basedOn w:val="Standardnpsmoodstavce"/>
+    <w:link w:val="FormtovanvHTML"/>
+    <w:uiPriority w:val="99"/>
+    <w:semiHidden/>
+    <w:rsid w:val="008B04A6"/>
+    <w:rPr>
+      <w:rFonts w:ascii="Consolas" w:eastAsia="Calibri" w:hAnsi="Consolas"/>
+      <w:sz w:val="20"/>
+      <w:szCs w:val="20"/>
+    </w:rPr>
+  </w:style>
 </w:styles>
 </file>
 

--- a/Manual_nasazeni_STG_BQ_E9_upraveno.docx
+++ b/Manual_nasazeni_STG_BQ_E9_upraveno.docx
@@ -96,7 +96,31 @@
         <w:t xml:space="preserve">☐ </w:t>
       </w:r>
       <w:r>
-        <w:t xml:space="preserve">Zastavit BQ STG zpracování přes oflow </w:t>
+        <w:t xml:space="preserve">Zastavit BQ STG </w:t>
+      </w:r>
+      <w:proofErr w:type="spellStart"/>
+      <w:r>
+        <w:t>zpracování</w:t>
+      </w:r>
+      <w:proofErr w:type="spellEnd"/>
+      <w:r>
+        <w:t xml:space="preserve"> </w:t>
+      </w:r>
+      <w:proofErr w:type="spellStart"/>
+      <w:r>
+        <w:t>přes</w:t>
+      </w:r>
+      <w:proofErr w:type="spellEnd"/>
+      <w:r>
+        <w:t xml:space="preserve"> </w:t>
+      </w:r>
+      <w:proofErr w:type="spellStart"/>
+      <w:r>
+        <w:t>oflow</w:t>
+      </w:r>
+      <w:proofErr w:type="spellEnd"/>
+      <w:r>
+        <w:t xml:space="preserve"> </w:t>
       </w:r>
       <w:proofErr w:type="spellStart"/>
       <w:r>
@@ -734,8 +758,13 @@
         </w:rPr>
         <w:t xml:space="preserve">☐ </w:t>
       </w:r>
-      <w:r>
-        <w:t xml:space="preserve">Ověřit, </w:t>
+      <w:proofErr w:type="spellStart"/>
+      <w:r>
+        <w:t>Ověřit</w:t>
+      </w:r>
+      <w:proofErr w:type="spellEnd"/>
+      <w:r>
+        <w:t xml:space="preserve">, </w:t>
       </w:r>
       <w:proofErr w:type="spellStart"/>
       <w:r>
@@ -1449,7 +1478,31 @@
     </w:p>
     <w:p>
       <w:r>
-        <w:t xml:space="preserve">Před spuštěním nasazení vždy ověřím </w:t>
+        <w:t xml:space="preserve">Před spuštěním </w:t>
+      </w:r>
+      <w:proofErr w:type="spellStart"/>
+      <w:r>
+        <w:t>nasazení</w:t>
+      </w:r>
+      <w:proofErr w:type="spellEnd"/>
+      <w:r>
+        <w:t xml:space="preserve"> </w:t>
+      </w:r>
+      <w:proofErr w:type="spellStart"/>
+      <w:r>
+        <w:t>vždy</w:t>
+      </w:r>
+      <w:proofErr w:type="spellEnd"/>
+      <w:r>
+        <w:t xml:space="preserve"> </w:t>
+      </w:r>
+      <w:proofErr w:type="spellStart"/>
+      <w:r>
+        <w:t>ověřím</w:t>
+      </w:r>
+      <w:proofErr w:type="spellEnd"/>
+      <w:r>
+        <w:t xml:space="preserve"> </w:t>
       </w:r>
       <w:proofErr w:type="spellStart"/>
       <w:r>
@@ -3352,18 +3405,7 @@
             </w:r>
             <w:proofErr w:type="spellEnd"/>
             <w:r>
-              <w:t xml:space="preserve"> je z</w:t>
-            </w:r>
-            <w:r>
-              <w:t xml:space="preserve">a </w:t>
-            </w:r>
-            <w:proofErr w:type="spellStart"/>
-            <w:r>
-              <w:t>nás</w:t>
-            </w:r>
-            <w:proofErr w:type="spellEnd"/>
-            <w:r>
-              <w:t xml:space="preserve"> </w:t>
+              <w:t xml:space="preserve"> je </w:t>
             </w:r>
             <w:proofErr w:type="spellStart"/>
             <w:r>
@@ -3371,27 +3413,11 @@
             </w:r>
             <w:proofErr w:type="spellEnd"/>
             <w:r>
-              <w:t xml:space="preserve"> a logy </w:t>
+              <w:t>. M</w:t>
             </w:r>
             <w:proofErr w:type="spellStart"/>
             <w:r>
-              <w:t>jsou</w:t>
-            </w:r>
-            <w:proofErr w:type="spellEnd"/>
-            <w:r>
-              <w:t xml:space="preserve"> </w:t>
-            </w:r>
-            <w:proofErr w:type="spellStart"/>
-            <w:r>
-              <w:t>zkontrolované</w:t>
-            </w:r>
-            <w:proofErr w:type="spellEnd"/>
-            <w:r>
-              <w:t xml:space="preserve">. </w:t>
-            </w:r>
-            <w:proofErr w:type="spellStart"/>
-            <w:r>
-              <w:t>Můžete</w:t>
+              <w:t>ůžete</w:t>
             </w:r>
             <w:proofErr w:type="spellEnd"/>
             <w:r>
@@ -4515,6 +4541,7 @@
   <w:style w:type="character" w:default="1" w:styleId="Standardnpsmoodstavce">
     <w:name w:val="Default Paragraph Font"/>
     <w:uiPriority w:val="1"/>
+    <w:semiHidden/>
     <w:unhideWhenUsed/>
   </w:style>
   <w:style w:type="table" w:default="1" w:styleId="Normlntabulka">
